--- a/format/md-7/02_Official_Form_Template.docx
+++ b/format/md-7/02_Official_Form_Template.docx
@@ -4,66 +4,98 @@
   <w:body>
     <w:p>
       <w:pPr>
+        <w:spacing w:after="0" w:line="240" w:lineRule="auto"/>
         <w:jc w:val="center"/>
       </w:pPr>
       <w:r>
         <w:rPr>
+          <w:rFonts w:ascii="Times New Roman" w:hAnsi="Times New Roman" w:eastAsia="Times New Roman"/>
           <w:b/>
-          <w:sz w:val="30"/>
+          <w:sz w:val="24"/>
         </w:rPr>
         <w:t>FORM MD-7</w:t>
       </w:r>
     </w:p>
     <w:p>
       <w:pPr>
+        <w:spacing w:after="40" w:line="240" w:lineRule="auto"/>
         <w:jc w:val="center"/>
       </w:pPr>
       <w:r>
         <w:rPr>
-          <w:i/>
-          <w:sz w:val="18"/>
+          <w:rFonts w:ascii="Times New Roman" w:hAnsi="Times New Roman" w:eastAsia="Times New Roman"/>
+          <w:b w:val="0"/>
+          <w:sz w:val="20"/>
         </w:rPr>
-        <w:t>[See sub-rule (1) of rule 21]</w:t>
+        <w:t>[See sub-rule (1) of rule 21 and sub-rule (2) of rule 21]</w:t>
       </w:r>
     </w:p>
     <w:p>
       <w:pPr>
+        <w:spacing w:after="0" w:line="240" w:lineRule="auto"/>
         <w:jc w:val="center"/>
       </w:pPr>
       <w:r>
         <w:rPr>
+          <w:rFonts w:ascii="Times New Roman" w:hAnsi="Times New Roman" w:eastAsia="Times New Roman"/>
           <w:b/>
-          <w:sz w:val="23"/>
+          <w:sz w:val="22"/>
         </w:rPr>
-        <w:t>APPLICATION FOR GRANT OF LICENCE TO MANUFACTURE FOR SALE OR FOR DISTRIBUTION OF CLASS C OR CLASS D</w:t>
+        <w:t>APPLICATION FOR GRANT OF LICENCE TO MANUFACTURE FOR SALE OR FOR DISTRIBUTION OF</w:t>
+      </w:r>
+    </w:p>
+    <w:p>
+      <w:pPr>
+        <w:spacing w:after="80" w:line="240" w:lineRule="auto"/>
+        <w:jc w:val="center"/>
+      </w:pPr>
+      <w:r>
+        <w:rPr>
+          <w:rFonts w:ascii="Times New Roman" w:hAnsi="Times New Roman" w:eastAsia="Times New Roman"/>
+          <w:b/>
+          <w:sz w:val="22"/>
+        </w:rPr>
+        <w:t>CLASS C OR CLASS D</w:t>
       </w:r>
     </w:p>
     <w:tbl>
       <w:tblPr>
-        <w:tblStyle w:val="TableGrid"/>
         <w:tblW w:type="auto" w:w="0"/>
         <w:jc w:val="center"/>
+        <w:tblLayout w:type="fixed"/>
         <w:tblLook w:firstColumn="1" w:firstRow="1" w:lastColumn="0" w:lastRow="0" w:noHBand="0" w:noVBand="1" w:val="04A0"/>
+        <w:tblBorders>
+          <w:top w:val="single" w:sz="6" w:space="0" w:color="777777"/>
+          <w:left w:val="single" w:sz="6" w:space="0" w:color="777777"/>
+          <w:bottom w:val="single" w:sz="6" w:space="0" w:color="777777"/>
+          <w:right w:val="single" w:sz="6" w:space="0" w:color="777777"/>
+          <w:insideH w:val="single" w:sz="6" w:space="0" w:color="777777"/>
+          <w:insideV w:val="single" w:sz="6" w:space="0" w:color="777777"/>
+        </w:tblBorders>
+        <w:tblLayout w:type="fixed"/>
       </w:tblPr>
       <w:tblGrid>
-        <w:gridCol w:w="5256"/>
-        <w:gridCol w:w="5256"/>
+        <w:gridCol w:w="5400"/>
+        <w:gridCol w:w="5400"/>
       </w:tblGrid>
       <w:tr>
-        <w:trPr>
-          <w:cantSplit/>
-        </w:trPr>
         <w:tc>
           <w:tcPr>
-            <w:tcW w:type="dxa" w:w="5256"/>
-            <w:shd w:fill="E9EEF4"/>
+            <w:tcW w:type="dxa" w:w="4104"/>
             <w:vAlign w:val="center"/>
+            <w:shd w:fill="EAEAEA"/>
           </w:tcPr>
           <w:p>
+            <w:pPr>
+              <w:spacing w:after="0" w:line="240" w:lineRule="auto"/>
+              <w:jc w:val="left"/>
+            </w:pPr>
+            <w:r/>
             <w:r>
               <w:rPr>
+                <w:rFonts w:ascii="Times New Roman" w:hAnsi="Times New Roman" w:eastAsia="Times New Roman"/>
                 <w:b/>
-                <w:sz w:val="17"/>
+                <w:sz w:val="18"/>
               </w:rPr>
               <w:t>1. Name of Applicant</w:t>
             </w:r>
@@ -71,13 +103,20 @@
         </w:tc>
         <w:tc>
           <w:tcPr>
-            <w:tcW w:type="dxa" w:w="5256"/>
+            <w:tcW w:type="dxa" w:w="8712"/>
             <w:vAlign w:val="center"/>
           </w:tcPr>
           <w:p>
+            <w:pPr>
+              <w:spacing w:after="0" w:line="240" w:lineRule="auto"/>
+              <w:jc w:val="left"/>
+            </w:pPr>
+            <w:r/>
             <w:r>
               <w:rPr>
-                <w:sz w:val="17"/>
+                <w:rFonts w:ascii="Times New Roman" w:hAnsi="Times New Roman" w:eastAsia="Times New Roman"/>
+                <w:b w:val="0"/>
+                <w:sz w:val="18"/>
               </w:rPr>
               <w:t>{applicantName}</w:t>
             </w:r>
@@ -85,34 +124,46 @@
         </w:tc>
       </w:tr>
       <w:tr>
-        <w:trPr>
-          <w:cantSplit/>
-        </w:trPr>
         <w:tc>
           <w:tcPr>
-            <w:tcW w:type="dxa" w:w="5256"/>
-            <w:shd w:fill="E9EEF4"/>
+            <w:tcW w:type="dxa" w:w="4104"/>
             <w:vAlign w:val="center"/>
+            <w:shd w:fill="EAEAEA"/>
           </w:tcPr>
           <w:p>
+            <w:pPr>
+              <w:spacing w:after="0" w:line="240" w:lineRule="auto"/>
+              <w:jc w:val="left"/>
+            </w:pPr>
+            <w:r/>
             <w:r>
               <w:rPr>
+                <w:rFonts w:ascii="Times New Roman" w:hAnsi="Times New Roman" w:eastAsia="Times New Roman"/>
                 <w:b/>
-                <w:sz w:val="17"/>
+                <w:sz w:val="18"/>
               </w:rPr>
               <w:t>2. Nature and constitution of manufacturer</w:t>
+              <w:br/>
+              <w:t>(i.e. proprietorship, partnership including Limited Liability Partnership, private or public company, society, trust, other to be specified)</w:t>
             </w:r>
           </w:p>
         </w:tc>
         <w:tc>
           <w:tcPr>
-            <w:tcW w:type="dxa" w:w="5256"/>
+            <w:tcW w:type="dxa" w:w="8712"/>
             <w:vAlign w:val="center"/>
           </w:tcPr>
           <w:p>
+            <w:pPr>
+              <w:spacing w:after="0" w:line="240" w:lineRule="auto"/>
+              <w:jc w:val="left"/>
+            </w:pPr>
+            <w:r/>
             <w:r>
               <w:rPr>
-                <w:sz w:val="17"/>
+                <w:rFonts w:ascii="Times New Roman" w:hAnsi="Times New Roman" w:eastAsia="Times New Roman"/>
+                <w:b w:val="0"/>
+                <w:sz w:val="18"/>
               </w:rPr>
               <w:t>{bodyConstitution}</w:t>
             </w:r>
@@ -120,34 +171,44 @@
         </w:tc>
       </w:tr>
       <w:tr>
-        <w:trPr>
-          <w:cantSplit/>
-        </w:trPr>
         <w:tc>
           <w:tcPr>
-            <w:tcW w:type="dxa" w:w="5256"/>
-            <w:shd w:fill="E9EEF4"/>
+            <w:tcW w:type="dxa" w:w="4104"/>
             <w:vAlign w:val="center"/>
+            <w:shd w:fill="EAEAEA"/>
           </w:tcPr>
           <w:p>
+            <w:pPr>
+              <w:spacing w:after="0" w:line="240" w:lineRule="auto"/>
+              <w:jc w:val="left"/>
+            </w:pPr>
+            <w:r/>
             <w:r>
               <w:rPr>
+                <w:rFonts w:ascii="Times New Roman" w:hAnsi="Times New Roman" w:eastAsia="Times New Roman"/>
                 <w:b/>
-                <w:sz w:val="17"/>
+                <w:sz w:val="18"/>
               </w:rPr>
-              <w:t>3(i). Corporate / registered office</w:t>
+              <w:t>3(i). Corporate / registered office address including telephone number, mobile number, fax number and e-mail id:</w:t>
             </w:r>
           </w:p>
         </w:tc>
         <w:tc>
           <w:tcPr>
-            <w:tcW w:type="dxa" w:w="5256"/>
+            <w:tcW w:type="dxa" w:w="8712"/>
             <w:vAlign w:val="center"/>
           </w:tcPr>
           <w:p>
+            <w:pPr>
+              <w:spacing w:after="0" w:line="240" w:lineRule="auto"/>
+              <w:jc w:val="left"/>
+            </w:pPr>
+            <w:r/>
             <w:r>
               <w:rPr>
-                <w:sz w:val="17"/>
+                <w:rFonts w:ascii="Times New Roman" w:hAnsi="Times New Roman" w:eastAsia="Times New Roman"/>
+                <w:b w:val="0"/>
+                <w:sz w:val="18"/>
               </w:rPr>
               <w:t>{registeredOfficeContactDetails}</w:t>
             </w:r>
@@ -155,34 +216,44 @@
         </w:tc>
       </w:tr>
       <w:tr>
-        <w:trPr>
-          <w:cantSplit/>
-        </w:trPr>
         <w:tc>
           <w:tcPr>
-            <w:tcW w:type="dxa" w:w="5256"/>
-            <w:shd w:fill="E9EEF4"/>
+            <w:tcW w:type="dxa" w:w="4104"/>
             <w:vAlign w:val="center"/>
+            <w:shd w:fill="EAEAEA"/>
           </w:tcPr>
           <w:p>
+            <w:pPr>
+              <w:spacing w:after="0" w:line="240" w:lineRule="auto"/>
+              <w:jc w:val="left"/>
+            </w:pPr>
+            <w:r/>
             <w:r>
               <w:rPr>
+                <w:rFonts w:ascii="Times New Roman" w:hAnsi="Times New Roman" w:eastAsia="Times New Roman"/>
                 <w:b/>
-                <w:sz w:val="17"/>
+                <w:sz w:val="18"/>
               </w:rPr>
-              <w:t>3(ii). Manufacturing site address</w:t>
+              <w:t>3(ii). Manufacturing site address including telephone number, mobile number, fax number and e-mail id:</w:t>
             </w:r>
           </w:p>
         </w:tc>
         <w:tc>
           <w:tcPr>
-            <w:tcW w:type="dxa" w:w="5256"/>
+            <w:tcW w:type="dxa" w:w="8712"/>
             <w:vAlign w:val="center"/>
           </w:tcPr>
           <w:p>
+            <w:pPr>
+              <w:spacing w:after="0" w:line="240" w:lineRule="auto"/>
+              <w:jc w:val="left"/>
+            </w:pPr>
+            <w:r/>
             <w:r>
               <w:rPr>
-                <w:sz w:val="17"/>
+                <w:rFonts w:ascii="Times New Roman" w:hAnsi="Times New Roman" w:eastAsia="Times New Roman"/>
+                <w:b w:val="0"/>
+                <w:sz w:val="18"/>
               </w:rPr>
               <w:t>{manufacturingSiteContactDetails}</w:t>
             </w:r>
@@ -190,34 +261,46 @@
         </w:tc>
       </w:tr>
       <w:tr>
-        <w:trPr>
-          <w:cantSplit/>
-        </w:trPr>
         <w:tc>
           <w:tcPr>
-            <w:tcW w:type="dxa" w:w="5256"/>
-            <w:shd w:fill="E9EEF4"/>
+            <w:tcW w:type="dxa" w:w="4104"/>
             <w:vAlign w:val="center"/>
+            <w:shd w:fill="EAEAEA"/>
           </w:tcPr>
           <w:p>
+            <w:pPr>
+              <w:spacing w:after="0" w:line="240" w:lineRule="auto"/>
+              <w:jc w:val="left"/>
+            </w:pPr>
+            <w:r/>
             <w:r>
               <w:rPr>
+                <w:rFonts w:ascii="Times New Roman" w:hAnsi="Times New Roman" w:eastAsia="Times New Roman"/>
                 <w:b/>
-                <w:sz w:val="17"/>
+                <w:sz w:val="18"/>
               </w:rPr>
               <w:t>3(iii). Address for correspondence</w:t>
+              <w:br/>
+              <w:t>[corporate / registered office / manufacturing site]</w:t>
             </w:r>
           </w:p>
         </w:tc>
         <w:tc>
           <w:tcPr>
-            <w:tcW w:type="dxa" w:w="5256"/>
+            <w:tcW w:type="dxa" w:w="8712"/>
             <w:vAlign w:val="center"/>
           </w:tcPr>
           <w:p>
+            <w:pPr>
+              <w:spacing w:after="0" w:line="240" w:lineRule="auto"/>
+              <w:jc w:val="left"/>
+            </w:pPr>
+            <w:r/>
             <w:r>
               <w:rPr>
-                <w:sz w:val="17"/>
+                <w:rFonts w:ascii="Times New Roman" w:hAnsi="Times New Roman" w:eastAsia="Times New Roman"/>
+                <w:b w:val="0"/>
+                <w:sz w:val="18"/>
               </w:rPr>
               <w:t>{correspondenceAddress}</w:t>
             </w:r>
@@ -225,69 +308,89 @@
         </w:tc>
       </w:tr>
       <w:tr>
-        <w:trPr>
-          <w:cantSplit/>
-        </w:trPr>
         <w:tc>
           <w:tcPr>
-            <w:tcW w:type="dxa" w:w="5256"/>
-            <w:shd w:fill="E9EEF4"/>
+            <w:tcW w:type="dxa" w:w="4104"/>
             <w:vAlign w:val="center"/>
+            <w:shd w:fill="EAEAEA"/>
           </w:tcPr>
           <w:p>
+            <w:pPr>
+              <w:spacing w:after="0" w:line="240" w:lineRule="auto"/>
+              <w:jc w:val="left"/>
+            </w:pPr>
+            <w:r/>
             <w:r>
               <w:rPr>
+                <w:rFonts w:ascii="Times New Roman" w:hAnsi="Times New Roman" w:eastAsia="Times New Roman"/>
                 <w:b/>
-                <w:sz w:val="17"/>
+                <w:sz w:val="18"/>
               </w:rPr>
-              <w:t>4. Details of medical device(s)</w:t>
+              <w:t>4. Details of medical device(s) to be manufactured [Annexed]:</w:t>
             </w:r>
           </w:p>
         </w:tc>
         <w:tc>
           <w:tcPr>
-            <w:tcW w:type="dxa" w:w="5256"/>
+            <w:tcW w:type="dxa" w:w="8712"/>
             <w:vAlign w:val="center"/>
           </w:tcPr>
           <w:p>
+            <w:pPr>
+              <w:spacing w:after="0" w:line="240" w:lineRule="auto"/>
+              <w:jc w:val="left"/>
+            </w:pPr>
+            <w:r/>
             <w:r>
               <w:rPr>
-                <w:sz w:val="17"/>
+                <w:rFonts w:ascii="Times New Roman" w:hAnsi="Times New Roman" w:eastAsia="Times New Roman"/>
+                <w:b w:val="0"/>
+                <w:sz w:val="18"/>
               </w:rPr>
-              <w:t>[Annexed]</w:t>
+              <w:t>Annexed</w:t>
             </w:r>
           </w:p>
         </w:tc>
       </w:tr>
       <w:tr>
-        <w:trPr>
-          <w:cantSplit/>
-        </w:trPr>
         <w:tc>
           <w:tcPr>
-            <w:tcW w:type="dxa" w:w="5256"/>
-            <w:shd w:fill="E9EEF4"/>
+            <w:tcW w:type="dxa" w:w="4104"/>
             <w:vAlign w:val="center"/>
+            <w:shd w:fill="EAEAEA"/>
           </w:tcPr>
           <w:p>
+            <w:pPr>
+              <w:spacing w:after="0" w:line="240" w:lineRule="auto"/>
+              <w:jc w:val="left"/>
+            </w:pPr>
+            <w:r/>
             <w:r>
               <w:rPr>
+                <w:rFonts w:ascii="Times New Roman" w:hAnsi="Times New Roman" w:eastAsia="Times New Roman"/>
                 <w:b/>
-                <w:sz w:val="17"/>
+                <w:sz w:val="18"/>
               </w:rPr>
-              <w:t>5. Whether substantial equivalence to a predicate device is claimed</w:t>
+              <w:t>5. Whether substantial equivalence to a predicate device is claimed: (Yes / No)</w:t>
             </w:r>
           </w:p>
         </w:tc>
         <w:tc>
           <w:tcPr>
-            <w:tcW w:type="dxa" w:w="5256"/>
+            <w:tcW w:type="dxa" w:w="8712"/>
             <w:vAlign w:val="center"/>
           </w:tcPr>
           <w:p>
+            <w:pPr>
+              <w:spacing w:after="0" w:line="240" w:lineRule="auto"/>
+              <w:jc w:val="left"/>
+            </w:pPr>
+            <w:r/>
             <w:r>
               <w:rPr>
-                <w:sz w:val="17"/>
+                <w:rFonts w:ascii="Times New Roman" w:hAnsi="Times New Roman" w:eastAsia="Times New Roman"/>
+                <w:b w:val="0"/>
+                <w:sz w:val="18"/>
               </w:rPr>
               <w:t>{substantialEquivalenceClaimed}</w:t>
             </w:r>
@@ -295,198 +398,233 @@
         </w:tc>
       </w:tr>
       <w:tr>
-        <w:trPr>
-          <w:cantSplit/>
-        </w:trPr>
         <w:tc>
           <w:tcPr>
-            <w:tcW w:type="dxa" w:w="5256"/>
-            <w:shd w:fill="E9EEF4"/>
+            <w:tcW w:type="dxa" w:w="4104"/>
             <w:vAlign w:val="center"/>
+            <w:shd w:fill="EAEAEA"/>
           </w:tcPr>
           <w:p>
+            <w:pPr>
+              <w:spacing w:after="0" w:line="240" w:lineRule="auto"/>
+              <w:jc w:val="left"/>
+            </w:pPr>
+            <w:r/>
             <w:r>
               <w:rPr>
+                <w:rFonts w:ascii="Times New Roman" w:hAnsi="Times New Roman" w:eastAsia="Times New Roman"/>
                 <w:b/>
-                <w:sz w:val="17"/>
+                <w:sz w:val="18"/>
               </w:rPr>
-              <w:t>6. Fee</w:t>
+              <w:t>6. Fee paid</w:t>
             </w:r>
           </w:p>
         </w:tc>
         <w:tc>
           <w:tcPr>
-            <w:tcW w:type="dxa" w:w="5256"/>
+            <w:tcW w:type="dxa" w:w="8712"/>
             <w:vAlign w:val="center"/>
           </w:tcPr>
           <w:p>
+            <w:pPr>
+              <w:spacing w:after="0" w:line="240" w:lineRule="auto"/>
+              <w:jc w:val="left"/>
+            </w:pPr>
+            <w:r/>
             <w:r>
               <w:rPr>
-                <w:sz w:val="17"/>
+                <w:rFonts w:ascii="Times New Roman" w:hAnsi="Times New Roman" w:eastAsia="Times New Roman"/>
+                <w:b w:val="0"/>
+                <w:sz w:val="18"/>
               </w:rPr>
-              <w:t>{feeDetails}</w:t>
+              <w:t>Paid on: {feePaidDate}</w:t>
+              <w:br/>
+              <w:t>Amount (Rs): {feeAmount}</w:t>
+              <w:br/>
+              <w:t>Receipt / challan / transaction ID: {feeReferenceNumber}</w:t>
             </w:r>
           </w:p>
         </w:tc>
       </w:tr>
     </w:tbl>
-    <w:p/>
     <w:p>
       <w:pPr>
-        <w:spacing w:before="120" w:after="60"/>
+        <w:spacing w:after="40" w:line="240" w:lineRule="auto"/>
       </w:pPr>
       <w:r>
         <w:rPr>
-          <w:b/>
-          <w:sz w:val="22"/>
+          <w:rFonts w:ascii="Times New Roman" w:hAnsi="Times New Roman" w:eastAsia="Times New Roman"/>
+          <w:b w:val="0"/>
+          <w:sz w:val="20"/>
         </w:rPr>
-        <w:t>Documents Enclosed</w:t>
-      </w:r>
-    </w:p>
-    <w:p>
-      <w:r>
-        <w:t>I have enclosed the documents as specified in the applicable Fourth Schedule / checklist requirements.</w:t>
+        <w:t>7. I have enclosed the documents as specified in the Fourth Schedule of Medical Devices Rules, 2017.</w:t>
       </w:r>
     </w:p>
     <w:p>
       <w:pPr>
-        <w:spacing w:before="120" w:after="60"/>
+        <w:spacing w:after="20" w:line="240" w:lineRule="auto"/>
       </w:pPr>
       <w:r>
         <w:rPr>
+          <w:rFonts w:ascii="Times New Roman" w:hAnsi="Times New Roman" w:eastAsia="Times New Roman"/>
           <w:b/>
-          <w:sz w:val="22"/>
+          <w:sz w:val="20"/>
         </w:rPr>
-        <w:t>Undertaking</w:t>
-      </w:r>
-    </w:p>
-    <w:p>
-      <w:r>
-        <w:t>I shall comply with all applicable provisions of the Drugs and Cosmetics Act, 1940 and the Medical Devices Rules, 2017.</w:t>
+        <w:t>8. I hereby state and undertake that:</w:t>
       </w:r>
     </w:p>
     <w:p>
       <w:pPr>
-        <w:spacing w:before="120" w:after="60"/>
+        <w:spacing w:after="20" w:line="240" w:lineRule="auto"/>
       </w:pPr>
       <w:r>
         <w:rPr>
-          <w:b/>
-          <w:sz w:val="22"/>
+          <w:rFonts w:ascii="Times New Roman" w:hAnsi="Times New Roman" w:eastAsia="Times New Roman"/>
+          <w:b w:val="0"/>
+          <w:sz w:val="19"/>
         </w:rPr>
-        <w:t>Authorisation</w:t>
+        <w:t>(i) the manufacturing site is ready for audit or shall be ready for audit on {auditReadinessDate}, in accordance with the requirements of Medical Devices Rules, 2017.</w:t>
+      </w:r>
+    </w:p>
+    <w:p>
+      <w:pPr>
+        <w:spacing w:after="60" w:line="240" w:lineRule="auto"/>
+        <w:ind w:left="216"/>
+      </w:pPr>
+      <w:r>
+        <w:rPr>
+          <w:rFonts w:ascii="Times New Roman" w:hAnsi="Times New Roman" w:eastAsia="Times New Roman"/>
+          <w:b w:val="0"/>
+          <w:sz w:val="19"/>
+        </w:rPr>
+        <w:t>(ii) I shall comply with all the provisions of the Drugs and Cosmetics Act, 1940 (23 of 1940) and the Medical Devices Rules, 2017.</w:t>
       </w:r>
     </w:p>
     <w:tbl>
       <w:tblPr>
-        <w:tblStyle w:val="TableGrid"/>
         <w:tblW w:type="auto" w:w="0"/>
         <w:jc w:val="center"/>
+        <w:tblLayout w:type="fixed"/>
         <w:tblLook w:firstColumn="1" w:firstRow="1" w:lastColumn="0" w:lastRow="0" w:noHBand="0" w:noVBand="1" w:val="04A0"/>
       </w:tblPr>
       <w:tblGrid>
-        <w:gridCol w:w="5256"/>
-        <w:gridCol w:w="5256"/>
+        <w:gridCol w:w="5400"/>
+        <w:gridCol w:w="5400"/>
       </w:tblGrid>
       <w:tr>
-        <w:trPr>
-          <w:cantSplit/>
-        </w:trPr>
         <w:tc>
           <w:tcPr>
-            <w:tcW w:type="dxa" w:w="5256"/>
-            <w:shd w:fill="E9EEF4"/>
+            <w:tcW w:type="dxa" w:w="6408"/>
+            <w:tcBorders>
+              <w:top w:val="nil"/>
+              <w:left w:val="nil"/>
+              <w:bottom w:val="nil"/>
+              <w:right w:val="nil"/>
+              <w:insideH w:val="nil"/>
+              <w:insideV w:val="nil"/>
+            </w:tcBorders>
             <w:vAlign w:val="center"/>
           </w:tcPr>
           <w:p>
+            <w:pPr>
+              <w:spacing w:after="0" w:line="240" w:lineRule="auto"/>
+              <w:jc w:val="left"/>
+            </w:pPr>
+            <w:r/>
             <w:r>
               <w:rPr>
-                <w:b/>
-                <w:sz w:val="17"/>
+                <w:rFonts w:ascii="Times New Roman" w:hAnsi="Times New Roman" w:eastAsia="Times New Roman"/>
+                <w:b w:val="0"/>
+                <w:sz w:val="19"/>
               </w:rPr>
-              <w:t>Place</w:t>
+              <w:t>Place: {applicationPlace}</w:t>
             </w:r>
           </w:p>
         </w:tc>
         <w:tc>
           <w:tcPr>
-            <w:tcW w:type="dxa" w:w="5256"/>
+            <w:tcW w:type="dxa" w:w="6408"/>
+            <w:tcBorders>
+              <w:top w:val="nil"/>
+              <w:left w:val="nil"/>
+              <w:bottom w:val="nil"/>
+              <w:right w:val="nil"/>
+              <w:insideH w:val="nil"/>
+              <w:insideV w:val="nil"/>
+            </w:tcBorders>
             <w:vAlign w:val="center"/>
           </w:tcPr>
           <w:p>
+            <w:pPr>
+              <w:spacing w:after="0" w:line="240" w:lineRule="auto"/>
+              <w:jc w:val="center"/>
+            </w:pPr>
+            <w:r/>
             <w:r>
               <w:rPr>
-                <w:sz w:val="17"/>
+                <w:rFonts w:ascii="Times New Roman" w:hAnsi="Times New Roman" w:eastAsia="Times New Roman"/>
+                <w:b w:val="0"/>
+                <w:sz w:val="19"/>
               </w:rPr>
-              <w:t>{applicationPlace}</w:t>
+              <w:t>Signature: ______________________________</w:t>
             </w:r>
           </w:p>
         </w:tc>
       </w:tr>
       <w:tr>
-        <w:trPr>
-          <w:cantSplit/>
-        </w:trPr>
         <w:tc>
           <w:tcPr>
-            <w:tcW w:type="dxa" w:w="5256"/>
-            <w:shd w:fill="E9EEF4"/>
+            <w:tcW w:type="dxa" w:w="6408"/>
+            <w:tcBorders>
+              <w:top w:val="nil"/>
+              <w:left w:val="nil"/>
+              <w:bottom w:val="nil"/>
+              <w:right w:val="nil"/>
+              <w:insideH w:val="nil"/>
+              <w:insideV w:val="nil"/>
+            </w:tcBorders>
             <w:vAlign w:val="center"/>
           </w:tcPr>
           <w:p>
+            <w:pPr>
+              <w:spacing w:after="0" w:line="240" w:lineRule="auto"/>
+              <w:jc w:val="left"/>
+            </w:pPr>
+            <w:r/>
             <w:r>
               <w:rPr>
-                <w:b/>
-                <w:sz w:val="17"/>
+                <w:rFonts w:ascii="Times New Roman" w:hAnsi="Times New Roman" w:eastAsia="Times New Roman"/>
+                <w:b w:val="0"/>
+                <w:sz w:val="19"/>
               </w:rPr>
-              <w:t>Date</w:t>
+              <w:t>Date: {applicationDate}</w:t>
             </w:r>
           </w:p>
         </w:tc>
         <w:tc>
           <w:tcPr>
-            <w:tcW w:type="dxa" w:w="5256"/>
+            <w:tcW w:type="dxa" w:w="6408"/>
+            <w:tcBorders>
+              <w:top w:val="nil"/>
+              <w:left w:val="nil"/>
+              <w:bottom w:val="nil"/>
+              <w:right w:val="nil"/>
+              <w:insideH w:val="nil"/>
+              <w:insideV w:val="nil"/>
+            </w:tcBorders>
             <w:vAlign w:val="center"/>
           </w:tcPr>
           <w:p>
+            <w:pPr>
+              <w:spacing w:after="0" w:line="240" w:lineRule="auto"/>
+              <w:jc w:val="center"/>
+            </w:pPr>
+            <w:r/>
             <w:r>
               <w:rPr>
-                <w:sz w:val="17"/>
-              </w:rPr>
-              <w:t>{applicationDate}</w:t>
-            </w:r>
-          </w:p>
-        </w:tc>
-      </w:tr>
-      <w:tr>
-        <w:trPr>
-          <w:cantSplit/>
-        </w:trPr>
-        <w:tc>
-          <w:tcPr>
-            <w:tcW w:type="dxa" w:w="5256"/>
-            <w:shd w:fill="E9EEF4"/>
-            <w:vAlign w:val="center"/>
-          </w:tcPr>
-          <w:p>
-            <w:r>
-              <w:rPr>
-                <w:b/>
-                <w:sz w:val="17"/>
-              </w:rPr>
-              <w:t>Name</w:t>
-            </w:r>
-          </w:p>
-        </w:tc>
-        <w:tc>
-          <w:tcPr>
-            <w:tcW w:type="dxa" w:w="5256"/>
-            <w:vAlign w:val="center"/>
-          </w:tcPr>
-          <w:p>
-            <w:r>
-              <w:rPr>
-                <w:sz w:val="17"/>
+                <w:rFonts w:ascii="Times New Roman" w:hAnsi="Times New Roman" w:eastAsia="Times New Roman"/>
+                <w:b w:val="0"/>
+                <w:sz w:val="19"/>
               </w:rPr>
               <w:t>{designatedPersonName}</w:t>
             </w:r>
@@ -494,69 +632,117 @@
         </w:tc>
       </w:tr>
       <w:tr>
-        <w:trPr>
-          <w:cantSplit/>
-        </w:trPr>
         <w:tc>
           <w:tcPr>
-            <w:tcW w:type="dxa" w:w="5256"/>
-            <w:shd w:fill="E9EEF4"/>
+            <w:tcW w:type="dxa" w:w="6408"/>
+            <w:tcBorders>
+              <w:top w:val="nil"/>
+              <w:left w:val="nil"/>
+              <w:bottom w:val="nil"/>
+              <w:right w:val="nil"/>
+              <w:insideH w:val="nil"/>
+              <w:insideV w:val="nil"/>
+            </w:tcBorders>
             <w:vAlign w:val="center"/>
           </w:tcPr>
           <w:p>
+            <w:pPr>
+              <w:spacing w:after="0" w:line="240" w:lineRule="auto"/>
+              <w:jc w:val="left"/>
+            </w:pPr>
+            <w:r/>
             <w:r>
               <w:rPr>
-                <w:b/>
-                <w:sz w:val="17"/>
+                <w:rFonts w:ascii="Times New Roman" w:hAnsi="Times New Roman" w:eastAsia="Times New Roman"/>
+                <w:b w:val="0"/>
+                <w:sz w:val="19"/>
               </w:rPr>
-              <w:t>Designation</w:t>
             </w:r>
           </w:p>
         </w:tc>
         <w:tc>
           <w:tcPr>
-            <w:tcW w:type="dxa" w:w="5256"/>
+            <w:tcW w:type="dxa" w:w="6408"/>
+            <w:tcBorders>
+              <w:top w:val="nil"/>
+              <w:left w:val="nil"/>
+              <w:bottom w:val="nil"/>
+              <w:right w:val="nil"/>
+              <w:insideH w:val="nil"/>
+              <w:insideV w:val="nil"/>
+            </w:tcBorders>
             <w:vAlign w:val="center"/>
           </w:tcPr>
           <w:p>
+            <w:pPr>
+              <w:spacing w:after="0" w:line="240" w:lineRule="auto"/>
+              <w:jc w:val="center"/>
+            </w:pPr>
+            <w:r/>
             <w:r>
               <w:rPr>
-                <w:sz w:val="17"/>
+                <w:rFonts w:ascii="Times New Roman" w:hAnsi="Times New Roman" w:eastAsia="Times New Roman"/>
+                <w:b w:val="0"/>
+                <w:sz w:val="19"/>
               </w:rPr>
-              <w:t>{designatedPersonDesignation}</w:t>
+              <w:t>{designatedPersonDesignation} | {applicantName}</w:t>
             </w:r>
           </w:p>
         </w:tc>
       </w:tr>
       <w:tr>
-        <w:trPr>
-          <w:cantSplit/>
-        </w:trPr>
         <w:tc>
           <w:tcPr>
-            <w:tcW w:type="dxa" w:w="5256"/>
-            <w:shd w:fill="E9EEF4"/>
+            <w:tcW w:type="dxa" w:w="6408"/>
+            <w:tcBorders>
+              <w:top w:val="nil"/>
+              <w:left w:val="nil"/>
+              <w:bottom w:val="nil"/>
+              <w:right w:val="nil"/>
+              <w:insideH w:val="nil"/>
+              <w:insideV w:val="nil"/>
+            </w:tcBorders>
             <w:vAlign w:val="center"/>
           </w:tcPr>
           <w:p>
+            <w:pPr>
+              <w:spacing w:after="0" w:line="240" w:lineRule="auto"/>
+              <w:jc w:val="left"/>
+            </w:pPr>
+            <w:r/>
             <w:r>
               <w:rPr>
-                <w:b/>
-                <w:sz w:val="17"/>
+                <w:rFonts w:ascii="Times New Roman" w:hAnsi="Times New Roman" w:eastAsia="Times New Roman"/>
+                <w:b w:val="0"/>
+                <w:sz w:val="19"/>
               </w:rPr>
-              <w:t>Digital Signature</w:t>
             </w:r>
           </w:p>
         </w:tc>
         <w:tc>
           <w:tcPr>
-            <w:tcW w:type="dxa" w:w="5256"/>
+            <w:tcW w:type="dxa" w:w="6408"/>
+            <w:tcBorders>
+              <w:top w:val="nil"/>
+              <w:left w:val="nil"/>
+              <w:bottom w:val="nil"/>
+              <w:right w:val="nil"/>
+              <w:insideH w:val="nil"/>
+              <w:insideV w:val="nil"/>
+            </w:tcBorders>
             <w:vAlign w:val="center"/>
           </w:tcPr>
           <w:p>
+            <w:pPr>
+              <w:spacing w:after="0" w:line="240" w:lineRule="auto"/>
+              <w:jc w:val="center"/>
+            </w:pPr>
+            <w:r/>
             <w:r>
               <w:rPr>
-                <w:sz w:val="17"/>
+                <w:rFonts w:ascii="Times New Roman" w:hAnsi="Times New Roman" w:eastAsia="Times New Roman"/>
+                <w:b w:val="0"/>
+                <w:sz w:val="19"/>
               </w:rPr>
               <w:t>[To be signed digitally]</w:t>
             </w:r>
@@ -564,52 +750,66 @@
         </w:tc>
       </w:tr>
     </w:tbl>
-    <w:p/>
     <w:p>
       <w:pPr>
-        <w:spacing w:before="120" w:after="60"/>
+        <w:spacing w:after="40" w:line="240" w:lineRule="auto"/>
+        <w:jc w:val="center"/>
       </w:pPr>
       <w:r>
         <w:rPr>
+          <w:rFonts w:ascii="Times New Roman" w:hAnsi="Times New Roman" w:eastAsia="Times New Roman"/>
           <w:b/>
-          <w:sz w:val="22"/>
+          <w:sz w:val="21"/>
         </w:rPr>
-        <w:t>Annexure — Medical Device Details</w:t>
+        <w:t>Annexure:</w:t>
       </w:r>
     </w:p>
     <w:tbl>
       <w:tblPr>
-        <w:tblStyle w:val="TableGrid"/>
         <w:tblW w:type="auto" w:w="0"/>
         <w:jc w:val="center"/>
+        <w:tblLayout w:type="fixed"/>
         <w:tblLook w:firstColumn="1" w:firstRow="1" w:lastColumn="0" w:lastRow="0" w:noHBand="0" w:noVBand="1" w:val="04A0"/>
+        <w:tblBorders>
+          <w:top w:val="single" w:sz="6" w:space="0" w:color="777777"/>
+          <w:left w:val="single" w:sz="6" w:space="0" w:color="777777"/>
+          <w:bottom w:val="single" w:sz="6" w:space="0" w:color="777777"/>
+          <w:right w:val="single" w:sz="6" w:space="0" w:color="777777"/>
+          <w:insideH w:val="single" w:sz="6" w:space="0" w:color="777777"/>
+          <w:insideV w:val="single" w:sz="6" w:space="0" w:color="777777"/>
+        </w:tblBorders>
+        <w:tblLayout w:type="fixed"/>
       </w:tblPr>
       <w:tblGrid>
-        <w:gridCol w:w="1051"/>
-        <w:gridCol w:w="1051"/>
-        <w:gridCol w:w="1051"/>
-        <w:gridCol w:w="1051"/>
-        <w:gridCol w:w="1051"/>
-        <w:gridCol w:w="1051"/>
-        <w:gridCol w:w="1051"/>
-        <w:gridCol w:w="1051"/>
-        <w:gridCol w:w="1051"/>
-        <w:gridCol w:w="1051"/>
+        <w:gridCol w:w="1080"/>
+        <w:gridCol w:w="1080"/>
+        <w:gridCol w:w="1080"/>
+        <w:gridCol w:w="1080"/>
+        <w:gridCol w:w="1080"/>
+        <w:gridCol w:w="1080"/>
+        <w:gridCol w:w="1080"/>
+        <w:gridCol w:w="1080"/>
+        <w:gridCol w:w="1080"/>
+        <w:gridCol w:w="1080"/>
       </w:tblGrid>
       <w:tr>
-        <w:trPr>
-          <w:tblHeader/>
-        </w:trPr>
         <w:tc>
           <w:tcPr>
-            <w:tcW w:type="dxa" w:w="1051"/>
-            <w:shd w:fill="E9EEF4"/>
+            <w:tcW w:type="dxa" w:w="720"/>
+            <w:vAlign w:val="center"/>
+            <w:shd w:fill="EAEAEA"/>
           </w:tcPr>
           <w:p>
+            <w:pPr>
+              <w:spacing w:after="0" w:line="240" w:lineRule="auto"/>
+              <w:jc w:val="center"/>
+            </w:pPr>
+            <w:r/>
             <w:r>
               <w:rPr>
+                <w:rFonts w:ascii="Times New Roman" w:hAnsi="Times New Roman" w:eastAsia="Times New Roman"/>
                 <w:b/>
-                <w:sz w:val="15"/>
+                <w:sz w:val="16"/>
               </w:rPr>
               <w:t>S.N.</w:t>
             </w:r>
@@ -617,29 +817,43 @@
         </w:tc>
         <w:tc>
           <w:tcPr>
-            <w:tcW w:type="dxa" w:w="1051"/>
-            <w:shd w:fill="E9EEF4"/>
+            <w:tcW w:type="dxa" w:w="1152"/>
+            <w:vAlign w:val="center"/>
+            <w:shd w:fill="EAEAEA"/>
           </w:tcPr>
           <w:p>
+            <w:pPr>
+              <w:spacing w:after="0" w:line="240" w:lineRule="auto"/>
+              <w:jc w:val="center"/>
+            </w:pPr>
+            <w:r/>
             <w:r>
               <w:rPr>
+                <w:rFonts w:ascii="Times New Roman" w:hAnsi="Times New Roman" w:eastAsia="Times New Roman"/>
                 <w:b/>
-                <w:sz w:val="15"/>
+                <w:sz w:val="16"/>
               </w:rPr>
-              <w:t>Generic Name</w:t>
+              <w:t>Generic name</w:t>
             </w:r>
           </w:p>
         </w:tc>
         <w:tc>
           <w:tcPr>
-            <w:tcW w:type="dxa" w:w="1051"/>
-            <w:shd w:fill="E9EEF4"/>
+            <w:tcW w:type="dxa" w:w="936"/>
+            <w:vAlign w:val="center"/>
+            <w:shd w:fill="EAEAEA"/>
           </w:tcPr>
           <w:p>
+            <w:pPr>
+              <w:spacing w:after="0" w:line="240" w:lineRule="auto"/>
+              <w:jc w:val="center"/>
+            </w:pPr>
+            <w:r/>
             <w:r>
               <w:rPr>
+                <w:rFonts w:ascii="Times New Roman" w:hAnsi="Times New Roman" w:eastAsia="Times New Roman"/>
                 <w:b/>
-                <w:sz w:val="15"/>
+                <w:sz w:val="16"/>
               </w:rPr>
               <w:t>Model No.</w:t>
             </w:r>
@@ -647,135 +861,205 @@
         </w:tc>
         <w:tc>
           <w:tcPr>
-            <w:tcW w:type="dxa" w:w="1051"/>
-            <w:shd w:fill="E9EEF4"/>
+            <w:tcW w:type="dxa" w:w="1296"/>
+            <w:vAlign w:val="center"/>
+            <w:shd w:fill="EAEAEA"/>
           </w:tcPr>
           <w:p>
+            <w:pPr>
+              <w:spacing w:after="0" w:line="240" w:lineRule="auto"/>
+              <w:jc w:val="center"/>
+            </w:pPr>
+            <w:r/>
             <w:r>
               <w:rPr>
+                <w:rFonts w:ascii="Times New Roman" w:hAnsi="Times New Roman" w:eastAsia="Times New Roman"/>
                 <w:b/>
-                <w:sz w:val="15"/>
+                <w:sz w:val="16"/>
               </w:rPr>
-              <w:t>Intended Use</w:t>
+              <w:t>Intended use</w:t>
             </w:r>
           </w:p>
         </w:tc>
         <w:tc>
           <w:tcPr>
-            <w:tcW w:type="dxa" w:w="1051"/>
-            <w:shd w:fill="E9EEF4"/>
+            <w:tcW w:type="dxa" w:w="1008"/>
+            <w:vAlign w:val="center"/>
+            <w:shd w:fill="EAEAEA"/>
           </w:tcPr>
           <w:p>
+            <w:pPr>
+              <w:spacing w:after="0" w:line="240" w:lineRule="auto"/>
+              <w:jc w:val="center"/>
+            </w:pPr>
+            <w:r/>
             <w:r>
               <w:rPr>
+                <w:rFonts w:ascii="Times New Roman" w:hAnsi="Times New Roman" w:eastAsia="Times New Roman"/>
                 <w:b/>
-                <w:sz w:val="15"/>
+                <w:sz w:val="16"/>
               </w:rPr>
-              <w:t>Class</w:t>
+              <w:t>Class of</w:t>
+              <w:br/>
+              <w:t>medical device</w:t>
             </w:r>
           </w:p>
         </w:tc>
         <w:tc>
           <w:tcPr>
-            <w:tcW w:type="dxa" w:w="1051"/>
-            <w:shd w:fill="E9EEF4"/>
+            <w:tcW w:type="dxa" w:w="1440"/>
+            <w:vAlign w:val="center"/>
+            <w:shd w:fill="EAEAEA"/>
           </w:tcPr>
           <w:p>
+            <w:pPr>
+              <w:spacing w:after="0" w:line="240" w:lineRule="auto"/>
+              <w:jc w:val="center"/>
+            </w:pPr>
+            <w:r/>
             <w:r>
               <w:rPr>
+                <w:rFonts w:ascii="Times New Roman" w:hAnsi="Times New Roman" w:eastAsia="Times New Roman"/>
                 <w:b/>
-                <w:sz w:val="15"/>
+                <w:sz w:val="16"/>
               </w:rPr>
-              <w:t>Material</w:t>
+              <w:t>Material of</w:t>
+              <w:br/>
+              <w:t>construction</w:t>
             </w:r>
           </w:p>
         </w:tc>
         <w:tc>
           <w:tcPr>
-            <w:tcW w:type="dxa" w:w="1051"/>
-            <w:shd w:fill="E9EEF4"/>
+            <w:tcW w:type="dxa" w:w="1080"/>
+            <w:vAlign w:val="center"/>
+            <w:shd w:fill="EAEAEA"/>
           </w:tcPr>
           <w:p>
+            <w:pPr>
+              <w:spacing w:after="0" w:line="240" w:lineRule="auto"/>
+              <w:jc w:val="center"/>
+            </w:pPr>
+            <w:r/>
             <w:r>
               <w:rPr>
+                <w:rFonts w:ascii="Times New Roman" w:hAnsi="Times New Roman" w:eastAsia="Times New Roman"/>
                 <w:b/>
-                <w:sz w:val="15"/>
+                <w:sz w:val="16"/>
               </w:rPr>
               <w:t>Dimension</w:t>
+              <w:br/>
+              <w:t>(if any)</w:t>
             </w:r>
           </w:p>
         </w:tc>
         <w:tc>
           <w:tcPr>
-            <w:tcW w:type="dxa" w:w="1051"/>
-            <w:shd w:fill="E9EEF4"/>
+            <w:tcW w:type="dxa" w:w="864"/>
+            <w:vAlign w:val="center"/>
+            <w:shd w:fill="EAEAEA"/>
           </w:tcPr>
           <w:p>
+            <w:pPr>
+              <w:spacing w:after="0" w:line="240" w:lineRule="auto"/>
+              <w:jc w:val="center"/>
+            </w:pPr>
+            <w:r/>
             <w:r>
               <w:rPr>
+                <w:rFonts w:ascii="Times New Roman" w:hAnsi="Times New Roman" w:eastAsia="Times New Roman"/>
                 <w:b/>
-                <w:sz w:val="15"/>
+                <w:sz w:val="16"/>
               </w:rPr>
-              <w:t>Shelf Life</w:t>
+              <w:t>Shelf life</w:t>
             </w:r>
           </w:p>
         </w:tc>
         <w:tc>
           <w:tcPr>
-            <w:tcW w:type="dxa" w:w="1051"/>
-            <w:shd w:fill="E9EEF4"/>
+            <w:tcW w:type="dxa" w:w="1080"/>
+            <w:vAlign w:val="center"/>
+            <w:shd w:fill="EAEAEA"/>
           </w:tcPr>
           <w:p>
+            <w:pPr>
+              <w:spacing w:after="0" w:line="240" w:lineRule="auto"/>
+              <w:jc w:val="center"/>
+            </w:pPr>
+            <w:r/>
             <w:r>
               <w:rPr>
+                <w:rFonts w:ascii="Times New Roman" w:hAnsi="Times New Roman" w:eastAsia="Times New Roman"/>
                 <w:b/>
-                <w:sz w:val="15"/>
+                <w:sz w:val="16"/>
               </w:rPr>
-              <w:t>Sterile / Non-sterile</w:t>
+              <w:t>Sterile or</w:t>
+              <w:br/>
+              <w:t>Non sterile</w:t>
             </w:r>
           </w:p>
         </w:tc>
         <w:tc>
           <w:tcPr>
-            <w:tcW w:type="dxa" w:w="1051"/>
-            <w:shd w:fill="E9EEF4"/>
+            <w:tcW w:type="dxa" w:w="2952"/>
+            <w:vAlign w:val="center"/>
+            <w:shd w:fill="EAEAEA"/>
           </w:tcPr>
           <w:p>
+            <w:pPr>
+              <w:spacing w:after="0" w:line="240" w:lineRule="auto"/>
+              <w:jc w:val="center"/>
+            </w:pPr>
+            <w:r/>
             <w:r>
               <w:rPr>
+                <w:rFonts w:ascii="Times New Roman" w:hAnsi="Times New Roman" w:eastAsia="Times New Roman"/>
                 <w:b/>
-                <w:sz w:val="15"/>
+                <w:sz w:val="16"/>
               </w:rPr>
-              <w:t>Brand Name</w:t>
+              <w:t>Brand Name (if registered under the Trade Marks Act, 1999)</w:t>
             </w:r>
           </w:p>
         </w:tc>
       </w:tr>
       <w:tr>
-        <w:trPr>
-          <w:cantSplit/>
-        </w:trPr>
         <w:tc>
           <w:tcPr>
-            <w:tcW w:type="dxa" w:w="1051"/>
+            <w:tcW w:type="dxa" w:w="720"/>
+            <w:vAlign w:val="center"/>
           </w:tcPr>
           <w:p>
+            <w:pPr>
+              <w:spacing w:after="0" w:line="240" w:lineRule="auto"/>
+              <w:jc w:val="left"/>
+            </w:pPr>
+            <w:r/>
             <w:r>
               <w:rPr>
-                <w:sz w:val="15"/>
+                <w:rFonts w:ascii="Times New Roman" w:hAnsi="Times New Roman" w:eastAsia="Times New Roman"/>
+                <w:b w:val="0"/>
+                <w:sz w:val="16"/>
               </w:rPr>
-              <w:t>{slNo}</w:t>
+              <w:t>{#devices}{slNo}</w:t>
             </w:r>
           </w:p>
         </w:tc>
         <w:tc>
           <w:tcPr>
-            <w:tcW w:type="dxa" w:w="1051"/>
+            <w:tcW w:type="dxa" w:w="1152"/>
+            <w:vAlign w:val="center"/>
           </w:tcPr>
           <w:p>
+            <w:pPr>
+              <w:spacing w:after="0" w:line="240" w:lineRule="auto"/>
+              <w:jc w:val="left"/>
+            </w:pPr>
+            <w:r/>
             <w:r>
               <w:rPr>
-                <w:sz w:val="15"/>
+                <w:rFonts w:ascii="Times New Roman" w:hAnsi="Times New Roman" w:eastAsia="Times New Roman"/>
+                <w:b w:val="0"/>
+                <w:sz w:val="16"/>
               </w:rPr>
               <w:t>{genericName}</w:t>
             </w:r>
@@ -783,12 +1067,20 @@
         </w:tc>
         <w:tc>
           <w:tcPr>
-            <w:tcW w:type="dxa" w:w="1051"/>
+            <w:tcW w:type="dxa" w:w="936"/>
+            <w:vAlign w:val="center"/>
           </w:tcPr>
           <w:p>
+            <w:pPr>
+              <w:spacing w:after="0" w:line="240" w:lineRule="auto"/>
+              <w:jc w:val="left"/>
+            </w:pPr>
+            <w:r/>
             <w:r>
               <w:rPr>
-                <w:sz w:val="15"/>
+                <w:rFonts w:ascii="Times New Roman" w:hAnsi="Times New Roman" w:eastAsia="Times New Roman"/>
+                <w:b w:val="0"/>
+                <w:sz w:val="16"/>
               </w:rPr>
               <w:t>{modelNumber}</w:t>
             </w:r>
@@ -796,12 +1088,20 @@
         </w:tc>
         <w:tc>
           <w:tcPr>
-            <w:tcW w:type="dxa" w:w="1051"/>
+            <w:tcW w:type="dxa" w:w="1296"/>
+            <w:vAlign w:val="center"/>
           </w:tcPr>
           <w:p>
+            <w:pPr>
+              <w:spacing w:after="0" w:line="240" w:lineRule="auto"/>
+              <w:jc w:val="left"/>
+            </w:pPr>
+            <w:r/>
             <w:r>
               <w:rPr>
-                <w:sz w:val="15"/>
+                <w:rFonts w:ascii="Times New Roman" w:hAnsi="Times New Roman" w:eastAsia="Times New Roman"/>
+                <w:b w:val="0"/>
+                <w:sz w:val="16"/>
               </w:rPr>
               <w:t>{intendedUse}</w:t>
             </w:r>
@@ -809,12 +1109,20 @@
         </w:tc>
         <w:tc>
           <w:tcPr>
-            <w:tcW w:type="dxa" w:w="1051"/>
+            <w:tcW w:type="dxa" w:w="1008"/>
+            <w:vAlign w:val="center"/>
           </w:tcPr>
           <w:p>
+            <w:pPr>
+              <w:spacing w:after="0" w:line="240" w:lineRule="auto"/>
+              <w:jc w:val="left"/>
+            </w:pPr>
+            <w:r/>
             <w:r>
               <w:rPr>
-                <w:sz w:val="15"/>
+                <w:rFonts w:ascii="Times New Roman" w:hAnsi="Times New Roman" w:eastAsia="Times New Roman"/>
+                <w:b w:val="0"/>
+                <w:sz w:val="16"/>
               </w:rPr>
               <w:t>{deviceClass}</w:t>
             </w:r>
@@ -822,12 +1130,20 @@
         </w:tc>
         <w:tc>
           <w:tcPr>
-            <w:tcW w:type="dxa" w:w="1051"/>
+            <w:tcW w:type="dxa" w:w="1440"/>
+            <w:vAlign w:val="center"/>
           </w:tcPr>
           <w:p>
+            <w:pPr>
+              <w:spacing w:after="0" w:line="240" w:lineRule="auto"/>
+              <w:jc w:val="left"/>
+            </w:pPr>
+            <w:r/>
             <w:r>
               <w:rPr>
-                <w:sz w:val="15"/>
+                <w:rFonts w:ascii="Times New Roman" w:hAnsi="Times New Roman" w:eastAsia="Times New Roman"/>
+                <w:b w:val="0"/>
+                <w:sz w:val="16"/>
               </w:rPr>
               <w:t>{materialOfConstruction}</w:t>
             </w:r>
@@ -835,12 +1151,20 @@
         </w:tc>
         <w:tc>
           <w:tcPr>
-            <w:tcW w:type="dxa" w:w="1051"/>
+            <w:tcW w:type="dxa" w:w="1080"/>
+            <w:vAlign w:val="center"/>
           </w:tcPr>
           <w:p>
+            <w:pPr>
+              <w:spacing w:after="0" w:line="240" w:lineRule="auto"/>
+              <w:jc w:val="left"/>
+            </w:pPr>
+            <w:r/>
             <w:r>
               <w:rPr>
-                <w:sz w:val="15"/>
+                <w:rFonts w:ascii="Times New Roman" w:hAnsi="Times New Roman" w:eastAsia="Times New Roman"/>
+                <w:b w:val="0"/>
+                <w:sz w:val="16"/>
               </w:rPr>
               <w:t>{dimension}</w:t>
             </w:r>
@@ -848,12 +1172,20 @@
         </w:tc>
         <w:tc>
           <w:tcPr>
-            <w:tcW w:type="dxa" w:w="1051"/>
+            <w:tcW w:type="dxa" w:w="864"/>
+            <w:vAlign w:val="center"/>
           </w:tcPr>
           <w:p>
+            <w:pPr>
+              <w:spacing w:after="0" w:line="240" w:lineRule="auto"/>
+              <w:jc w:val="left"/>
+            </w:pPr>
+            <w:r/>
             <w:r>
               <w:rPr>
-                <w:sz w:val="15"/>
+                <w:rFonts w:ascii="Times New Roman" w:hAnsi="Times New Roman" w:eastAsia="Times New Roman"/>
+                <w:b w:val="0"/>
+                <w:sz w:val="16"/>
               </w:rPr>
               <w:t>{shelfLife}</w:t>
             </w:r>
@@ -861,12 +1193,20 @@
         </w:tc>
         <w:tc>
           <w:tcPr>
-            <w:tcW w:type="dxa" w:w="1051"/>
+            <w:tcW w:type="dxa" w:w="1080"/>
+            <w:vAlign w:val="center"/>
           </w:tcPr>
           <w:p>
+            <w:pPr>
+              <w:spacing w:after="0" w:line="240" w:lineRule="auto"/>
+              <w:jc w:val="left"/>
+            </w:pPr>
+            <w:r/>
             <w:r>
               <w:rPr>
-                <w:sz w:val="15"/>
+                <w:rFonts w:ascii="Times New Roman" w:hAnsi="Times New Roman" w:eastAsia="Times New Roman"/>
+                <w:b w:val="0"/>
+                <w:sz w:val="16"/>
               </w:rPr>
               <w:t>{sterilityStatus}</w:t>
             </w:r>
@@ -874,428 +1214,30 @@
         </w:tc>
         <w:tc>
           <w:tcPr>
-            <w:tcW w:type="dxa" w:w="1051"/>
+            <w:tcW w:type="dxa" w:w="2952"/>
+            <w:vAlign w:val="center"/>
           </w:tcPr>
           <w:p>
+            <w:pPr>
+              <w:spacing w:after="0" w:line="240" w:lineRule="auto"/>
+              <w:jc w:val="left"/>
+            </w:pPr>
+            <w:r/>
             <w:r>
               <w:rPr>
-                <w:sz w:val="15"/>
+                <w:rFonts w:ascii="Times New Roman" w:hAnsi="Times New Roman" w:eastAsia="Times New Roman"/>
+                <w:b w:val="0"/>
+                <w:sz w:val="16"/>
               </w:rPr>
-              <w:t>{brandName}</w:t>
-            </w:r>
-          </w:p>
-        </w:tc>
-      </w:tr>
-      <w:tr>
-        <w:trPr>
-          <w:cantSplit/>
-        </w:trPr>
-        <w:tc>
-          <w:tcPr>
-            <w:tcW w:type="dxa" w:w="1051"/>
-          </w:tcPr>
-          <w:p>
-            <w:r>
-              <w:rPr>
-                <w:sz w:val="15"/>
-              </w:rPr>
-              <w:t>{slNo}</w:t>
-            </w:r>
-          </w:p>
-        </w:tc>
-        <w:tc>
-          <w:tcPr>
-            <w:tcW w:type="dxa" w:w="1051"/>
-          </w:tcPr>
-          <w:p>
-            <w:r>
-              <w:rPr>
-                <w:sz w:val="15"/>
-              </w:rPr>
-              <w:t>{genericName}</w:t>
-            </w:r>
-          </w:p>
-        </w:tc>
-        <w:tc>
-          <w:tcPr>
-            <w:tcW w:type="dxa" w:w="1051"/>
-          </w:tcPr>
-          <w:p>
-            <w:r>
-              <w:rPr>
-                <w:sz w:val="15"/>
-              </w:rPr>
-              <w:t>{modelNumber}</w:t>
-            </w:r>
-          </w:p>
-        </w:tc>
-        <w:tc>
-          <w:tcPr>
-            <w:tcW w:type="dxa" w:w="1051"/>
-          </w:tcPr>
-          <w:p>
-            <w:r>
-              <w:rPr>
-                <w:sz w:val="15"/>
-              </w:rPr>
-              <w:t>{intendedUse}</w:t>
-            </w:r>
-          </w:p>
-        </w:tc>
-        <w:tc>
-          <w:tcPr>
-            <w:tcW w:type="dxa" w:w="1051"/>
-          </w:tcPr>
-          <w:p>
-            <w:r>
-              <w:rPr>
-                <w:sz w:val="15"/>
-              </w:rPr>
-              <w:t>{deviceClass}</w:t>
-            </w:r>
-          </w:p>
-        </w:tc>
-        <w:tc>
-          <w:tcPr>
-            <w:tcW w:type="dxa" w:w="1051"/>
-          </w:tcPr>
-          <w:p>
-            <w:r>
-              <w:rPr>
-                <w:sz w:val="15"/>
-              </w:rPr>
-              <w:t>{materialOfConstruction}</w:t>
-            </w:r>
-          </w:p>
-        </w:tc>
-        <w:tc>
-          <w:tcPr>
-            <w:tcW w:type="dxa" w:w="1051"/>
-          </w:tcPr>
-          <w:p>
-            <w:r>
-              <w:rPr>
-                <w:sz w:val="15"/>
-              </w:rPr>
-              <w:t>{dimension}</w:t>
-            </w:r>
-          </w:p>
-        </w:tc>
-        <w:tc>
-          <w:tcPr>
-            <w:tcW w:type="dxa" w:w="1051"/>
-          </w:tcPr>
-          <w:p>
-            <w:r>
-              <w:rPr>
-                <w:sz w:val="15"/>
-              </w:rPr>
-              <w:t>{shelfLife}</w:t>
-            </w:r>
-          </w:p>
-        </w:tc>
-        <w:tc>
-          <w:tcPr>
-            <w:tcW w:type="dxa" w:w="1051"/>
-          </w:tcPr>
-          <w:p>
-            <w:r>
-              <w:rPr>
-                <w:sz w:val="15"/>
-              </w:rPr>
-              <w:t>{sterilityStatus}</w:t>
-            </w:r>
-          </w:p>
-        </w:tc>
-        <w:tc>
-          <w:tcPr>
-            <w:tcW w:type="dxa" w:w="1051"/>
-          </w:tcPr>
-          <w:p>
-            <w:r>
-              <w:rPr>
-                <w:sz w:val="15"/>
-              </w:rPr>
-              <w:t>{brandName}</w:t>
-            </w:r>
-          </w:p>
-        </w:tc>
-      </w:tr>
-      <w:tr>
-        <w:trPr>
-          <w:cantSplit/>
-        </w:trPr>
-        <w:tc>
-          <w:tcPr>
-            <w:tcW w:type="dxa" w:w="1051"/>
-          </w:tcPr>
-          <w:p>
-            <w:r>
-              <w:rPr>
-                <w:sz w:val="15"/>
-              </w:rPr>
-              <w:t>{slNo}</w:t>
-            </w:r>
-          </w:p>
-        </w:tc>
-        <w:tc>
-          <w:tcPr>
-            <w:tcW w:type="dxa" w:w="1051"/>
-          </w:tcPr>
-          <w:p>
-            <w:r>
-              <w:rPr>
-                <w:sz w:val="15"/>
-              </w:rPr>
-              <w:t>{genericName}</w:t>
-            </w:r>
-          </w:p>
-        </w:tc>
-        <w:tc>
-          <w:tcPr>
-            <w:tcW w:type="dxa" w:w="1051"/>
-          </w:tcPr>
-          <w:p>
-            <w:r>
-              <w:rPr>
-                <w:sz w:val="15"/>
-              </w:rPr>
-              <w:t>{modelNumber}</w:t>
-            </w:r>
-          </w:p>
-        </w:tc>
-        <w:tc>
-          <w:tcPr>
-            <w:tcW w:type="dxa" w:w="1051"/>
-          </w:tcPr>
-          <w:p>
-            <w:r>
-              <w:rPr>
-                <w:sz w:val="15"/>
-              </w:rPr>
-              <w:t>{intendedUse}</w:t>
-            </w:r>
-          </w:p>
-        </w:tc>
-        <w:tc>
-          <w:tcPr>
-            <w:tcW w:type="dxa" w:w="1051"/>
-          </w:tcPr>
-          <w:p>
-            <w:r>
-              <w:rPr>
-                <w:sz w:val="15"/>
-              </w:rPr>
-              <w:t>{deviceClass}</w:t>
-            </w:r>
-          </w:p>
-        </w:tc>
-        <w:tc>
-          <w:tcPr>
-            <w:tcW w:type="dxa" w:w="1051"/>
-          </w:tcPr>
-          <w:p>
-            <w:r>
-              <w:rPr>
-                <w:sz w:val="15"/>
-              </w:rPr>
-              <w:t>{materialOfConstruction}</w:t>
-            </w:r>
-          </w:p>
-        </w:tc>
-        <w:tc>
-          <w:tcPr>
-            <w:tcW w:type="dxa" w:w="1051"/>
-          </w:tcPr>
-          <w:p>
-            <w:r>
-              <w:rPr>
-                <w:sz w:val="15"/>
-              </w:rPr>
-              <w:t>{dimension}</w:t>
-            </w:r>
-          </w:p>
-        </w:tc>
-        <w:tc>
-          <w:tcPr>
-            <w:tcW w:type="dxa" w:w="1051"/>
-          </w:tcPr>
-          <w:p>
-            <w:r>
-              <w:rPr>
-                <w:sz w:val="15"/>
-              </w:rPr>
-              <w:t>{shelfLife}</w:t>
-            </w:r>
-          </w:p>
-        </w:tc>
-        <w:tc>
-          <w:tcPr>
-            <w:tcW w:type="dxa" w:w="1051"/>
-          </w:tcPr>
-          <w:p>
-            <w:r>
-              <w:rPr>
-                <w:sz w:val="15"/>
-              </w:rPr>
-              <w:t>{sterilityStatus}</w:t>
-            </w:r>
-          </w:p>
-        </w:tc>
-        <w:tc>
-          <w:tcPr>
-            <w:tcW w:type="dxa" w:w="1051"/>
-          </w:tcPr>
-          <w:p>
-            <w:r>
-              <w:rPr>
-                <w:sz w:val="15"/>
-              </w:rPr>
-              <w:t>{brandName}</w:t>
-            </w:r>
-          </w:p>
-        </w:tc>
-      </w:tr>
-      <w:tr>
-        <w:trPr>
-          <w:cantSplit/>
-        </w:trPr>
-        <w:tc>
-          <w:tcPr>
-            <w:tcW w:type="dxa" w:w="1051"/>
-          </w:tcPr>
-          <w:p>
-            <w:r>
-              <w:rPr>
-                <w:sz w:val="15"/>
-              </w:rPr>
-              <w:t>{slNo}</w:t>
-            </w:r>
-          </w:p>
-        </w:tc>
-        <w:tc>
-          <w:tcPr>
-            <w:tcW w:type="dxa" w:w="1051"/>
-          </w:tcPr>
-          <w:p>
-            <w:r>
-              <w:rPr>
-                <w:sz w:val="15"/>
-              </w:rPr>
-              <w:t>{genericName}</w:t>
-            </w:r>
-          </w:p>
-        </w:tc>
-        <w:tc>
-          <w:tcPr>
-            <w:tcW w:type="dxa" w:w="1051"/>
-          </w:tcPr>
-          <w:p>
-            <w:r>
-              <w:rPr>
-                <w:sz w:val="15"/>
-              </w:rPr>
-              <w:t>{modelNumber}</w:t>
-            </w:r>
-          </w:p>
-        </w:tc>
-        <w:tc>
-          <w:tcPr>
-            <w:tcW w:type="dxa" w:w="1051"/>
-          </w:tcPr>
-          <w:p>
-            <w:r>
-              <w:rPr>
-                <w:sz w:val="15"/>
-              </w:rPr>
-              <w:t>{intendedUse}</w:t>
-            </w:r>
-          </w:p>
-        </w:tc>
-        <w:tc>
-          <w:tcPr>
-            <w:tcW w:type="dxa" w:w="1051"/>
-          </w:tcPr>
-          <w:p>
-            <w:r>
-              <w:rPr>
-                <w:sz w:val="15"/>
-              </w:rPr>
-              <w:t>{deviceClass}</w:t>
-            </w:r>
-          </w:p>
-        </w:tc>
-        <w:tc>
-          <w:tcPr>
-            <w:tcW w:type="dxa" w:w="1051"/>
-          </w:tcPr>
-          <w:p>
-            <w:r>
-              <w:rPr>
-                <w:sz w:val="15"/>
-              </w:rPr>
-              <w:t>{materialOfConstruction}</w:t>
-            </w:r>
-          </w:p>
-        </w:tc>
-        <w:tc>
-          <w:tcPr>
-            <w:tcW w:type="dxa" w:w="1051"/>
-          </w:tcPr>
-          <w:p>
-            <w:r>
-              <w:rPr>
-                <w:sz w:val="15"/>
-              </w:rPr>
-              <w:t>{dimension}</w:t>
-            </w:r>
-          </w:p>
-        </w:tc>
-        <w:tc>
-          <w:tcPr>
-            <w:tcW w:type="dxa" w:w="1051"/>
-          </w:tcPr>
-          <w:p>
-            <w:r>
-              <w:rPr>
-                <w:sz w:val="15"/>
-              </w:rPr>
-              <w:t>{shelfLife}</w:t>
-            </w:r>
-          </w:p>
-        </w:tc>
-        <w:tc>
-          <w:tcPr>
-            <w:tcW w:type="dxa" w:w="1051"/>
-          </w:tcPr>
-          <w:p>
-            <w:r>
-              <w:rPr>
-                <w:sz w:val="15"/>
-              </w:rPr>
-              <w:t>{sterilityStatus}</w:t>
-            </w:r>
-          </w:p>
-        </w:tc>
-        <w:tc>
-          <w:tcPr>
-            <w:tcW w:type="dxa" w:w="1051"/>
-          </w:tcPr>
-          <w:p>
-            <w:r>
-              <w:rPr>
-                <w:sz w:val="15"/>
-              </w:rPr>
-              <w:t>{brandName}</w:t>
+              <w:t>{brandName}{/devices}</w:t>
             </w:r>
           </w:p>
         </w:tc>
       </w:tr>
     </w:tbl>
-    <w:p/>
     <w:sectPr>
       <w:pgSz w:w="12240" w:h="15840"/>
-      <w:pgMar w:top="792" w:right="864" w:bottom="792" w:left="864" w:header="720" w:footer="720" w:gutter="0"/>
+      <w:pgMar w:top="504" w:right="720" w:bottom="504" w:left="720" w:header="720" w:footer="720" w:gutter="0"/>
       <w:cols w:space="720"/>
       <w:docGrid w:linePitch="360"/>
     </w:sectPr>
@@ -1666,9 +1608,12 @@
     <w:name w:val="Normal"/>
     <w:qFormat/>
     <w:rsid w:val="00FC693F"/>
+    <w:pPr>
+      <w:spacing w:after="0" w:line="240" w:lineRule="auto"/>
+    </w:pPr>
     <w:rPr>
-      <w:rFonts w:ascii="Arial" w:hAnsi="Arial"/>
-      <w:sz w:val="18"/>
+      <w:rFonts w:ascii="Times New Roman" w:hAnsi="Times New Roman" w:eastAsia="Times New Roman"/>
+      <w:sz w:val="20"/>
     </w:rPr>
   </w:style>
   <w:style w:type="paragraph" w:styleId="Header">
